--- a/00-首页/题组Word/初赛模拟卷/初赛模拟卷II（非有机·学生版）.docx
+++ b/00-首页/题组Word/初赛模拟卷/初赛模拟卷II（非有机·学生版）.docx
@@ -55,6 +55,7 @@
     <w:p>
       <w:pPr>
         <w:pStyle w:val="BlockText"/>
+        <w:ind w:firstLine="420"/>
       </w:pPr>
       <w:r>
         <w:rPr>
@@ -508,6 +509,7 @@
     <w:p>
       <w:pPr>
         <w:pStyle w:val="FirstParagraph"/>
+        <w:ind w:firstLine="420"/>
       </w:pPr>
       <w:r>
         <w:rPr>
@@ -525,6 +527,7 @@
     <w:p>
       <w:pPr>
         <w:pStyle w:val="BodyText"/>
+        <w:ind w:firstLine="420"/>
       </w:pPr>
       <w:r>
         <w:rPr>
@@ -742,6 +745,7 @@
     <w:p>
       <w:pPr>
         <w:pStyle w:val="BodyText"/>
+        <w:ind w:firstLine="420"/>
       </w:pPr>
       <w:r>
         <w:rPr>
@@ -959,6 +963,7 @@
     <w:p>
       <w:pPr>
         <w:pStyle w:val="BodyText"/>
+        <w:ind w:firstLine="420"/>
       </w:pPr>
       <w:r>
         <w:rPr>
@@ -1101,6 +1106,7 @@
     <w:p>
       <w:pPr>
         <w:pStyle w:val="BodyText"/>
+        <w:ind w:firstLine="420"/>
       </w:pPr>
       <w:r>
         <w:rPr>
@@ -1189,6 +1195,7 @@
     <w:p>
       <w:pPr>
         <w:pStyle w:val="BodyText"/>
+        <w:ind w:firstLine="420"/>
       </w:pPr>
       <w:r>
         <w:rPr>
@@ -1272,6 +1279,7 @@
     <w:p>
       <w:pPr>
         <w:pStyle w:val="BodyText"/>
+        <w:ind w:firstLine="420"/>
       </w:pPr>
       <w:r>
         <w:rPr>
@@ -1403,6 +1411,7 @@
     <w:p>
       <w:pPr>
         <w:pStyle w:val="FirstParagraph"/>
+        <w:ind w:firstLine="420"/>
       </w:pPr>
       <w:r>
         <w:rPr>
@@ -1668,6 +1677,7 @@
     <w:p>
       <w:pPr>
         <w:pStyle w:val="BodyText"/>
+        <w:ind w:firstLine="420"/>
       </w:pPr>
       <w:r>
         <w:rPr>
@@ -1703,6 +1713,7 @@
     <w:p>
       <w:pPr>
         <w:pStyle w:val="BodyText"/>
+        <w:ind w:firstLine="420"/>
       </w:pPr>
       <w:r>
         <w:rPr>
@@ -1810,6 +1821,7 @@
     <w:p>
       <w:pPr>
         <w:pStyle w:val="FirstParagraph"/>
+        <w:ind w:firstLine="420"/>
       </w:pPr>
       <w:r>
         <w:rPr>
@@ -1921,6 +1933,7 @@
     <w:p>
       <w:pPr>
         <w:pStyle w:val="BodyText"/>
+        <w:ind w:firstLine="420"/>
       </w:pPr>
       <w:r>
         <w:rPr>
@@ -2125,6 +2138,7 @@
     <w:p>
       <w:pPr>
         <w:pStyle w:val="BodyText"/>
+        <w:ind w:firstLine="420"/>
       </w:pPr>
       <w:r>
         <w:rPr>
@@ -2371,6 +2385,7 @@
     <w:p>
       <w:pPr>
         <w:pStyle w:val="BodyText"/>
+        <w:ind w:firstLine="420"/>
       </w:pPr>
       <w:r>
         <w:rPr>
@@ -2406,6 +2421,7 @@
     <w:p>
       <w:pPr>
         <w:pStyle w:val="BodyText"/>
+        <w:ind w:firstLine="420"/>
       </w:pPr>
       <w:r>
         <w:rPr>
@@ -2583,6 +2599,7 @@
     <w:p>
       <w:pPr>
         <w:pStyle w:val="FirstParagraph"/>
+        <w:ind w:firstLine="420"/>
       </w:pPr>
       <w:r>
         <w:rPr>
@@ -2747,6 +2764,7 @@
     <w:p>
       <w:pPr>
         <w:pStyle w:val="FirstParagraph"/>
+        <w:ind w:firstLine="420"/>
       </w:pPr>
       <w:r>
         <w:rPr>
@@ -2788,6 +2806,7 @@
     <w:p>
       <w:pPr>
         <w:pStyle w:val="BodyText"/>
+        <w:ind w:firstLine="420"/>
       </w:pPr>
       <w:r>
         <w:rPr>
@@ -2847,6 +2866,7 @@
     <w:p>
       <w:pPr>
         <w:pStyle w:val="BodyText"/>
+        <w:ind w:firstLine="420"/>
       </w:pPr>
       <w:r>
         <w:rPr>
@@ -2890,6 +2910,7 @@
     <w:p>
       <w:pPr>
         <w:pStyle w:val="BodyText"/>
+        <w:ind w:firstLine="420"/>
       </w:pPr>
       <w:r>
         <w:rPr>
@@ -3098,6 +3119,7 @@
     <w:p>
       <w:pPr>
         <w:pStyle w:val="FirstParagraph"/>
+        <w:ind w:firstLine="420"/>
       </w:pPr>
       <w:r>
         <w:rPr>
@@ -3413,6 +3435,7 @@
     <w:p>
       <w:pPr>
         <w:pStyle w:val="FirstParagraph"/>
+        <w:ind w:firstLine="420"/>
       </w:pPr>
       <w:r>
         <w:rPr>
@@ -3525,6 +3548,7 @@
     <w:p>
       <w:pPr>
         <w:pStyle w:val="BodyText"/>
+        <w:ind w:firstLine="420"/>
       </w:pPr>
       <w:r>
         <w:rPr>
@@ -3568,6 +3592,7 @@
     <w:p>
       <w:pPr>
         <w:pStyle w:val="BodyText"/>
+        <w:ind w:firstLine="420"/>
       </w:pPr>
       <w:r>
         <w:rPr>
@@ -3684,6 +3709,7 @@
     <w:p>
       <w:pPr>
         <w:pStyle w:val="BodyText"/>
+        <w:ind w:firstLine="420"/>
       </w:pPr>
       <w:r>
         <w:rPr>
@@ -3739,6 +3765,7 @@
     <w:p>
       <w:pPr>
         <w:pStyle w:val="BodyText"/>
+        <w:ind w:firstLine="420"/>
       </w:pPr>
       <w:r>
         <w:rPr>
@@ -3782,6 +3809,7 @@
     <w:p>
       <w:pPr>
         <w:pStyle w:val="BodyText"/>
+        <w:ind w:firstLine="420"/>
       </w:pPr>
       <w:r>
         <w:rPr>
@@ -3856,6 +3884,7 @@
     <w:p>
       <w:pPr>
         <w:pStyle w:val="BodyText"/>
+        <w:ind w:firstLine="420"/>
       </w:pPr>
       <w:r>
         <w:rPr>
@@ -4096,6 +4125,7 @@
     <w:p>
       <w:pPr>
         <w:pStyle w:val="FirstParagraph"/>
+        <w:ind w:firstLine="420"/>
       </w:pPr>
       <w:r>
         <w:rPr>
@@ -4350,6 +4380,7 @@
     <w:p>
       <w:pPr>
         <w:pStyle w:val="BodyText"/>
+        <w:ind w:firstLine="420"/>
       </w:pPr>
       <w:r>
         <w:rPr>
@@ -4433,6 +4464,7 @@
     <w:p>
       <w:pPr>
         <w:pStyle w:val="BodyText"/>
+        <w:ind w:firstLine="420"/>
       </w:pPr>
       <w:r>
         <w:rPr>
@@ -4504,6 +4536,7 @@
     <w:p>
       <w:pPr>
         <w:pStyle w:val="BodyText"/>
+        <w:ind w:firstLine="420"/>
       </w:pPr>
       <w:r>
         <w:rPr>
@@ -4696,6 +4729,7 @@
     <w:p>
       <w:pPr>
         <w:pStyle w:val="BodyText"/>
+        <w:ind w:firstLine="420"/>
       </w:pPr>
       <w:r>
         <w:rPr>
@@ -4828,6 +4862,7 @@
     <w:p>
       <w:pPr>
         <w:pStyle w:val="BodyText"/>
+        <w:ind w:firstLine="420"/>
       </w:pPr>
       <w:r>
         <w:rPr>
@@ -4899,6 +4934,7 @@
     <w:p>
       <w:pPr>
         <w:pStyle w:val="BodyText"/>
+        <w:ind w:firstLine="420"/>
       </w:pPr>
       <w:r>
         <w:rPr>
@@ -4958,6 +4994,7 @@
     <w:p>
       <w:pPr>
         <w:pStyle w:val="BodyText"/>
+        <w:ind w:firstLine="420"/>
       </w:pPr>
       <w:r>
         <w:rPr>
@@ -5005,6 +5042,7 @@
     <w:p>
       <w:pPr>
         <w:pStyle w:val="BodyText"/>
+        <w:ind w:firstLine="420"/>
       </w:pPr>
       <w:r>
         <w:rPr>
@@ -5072,6 +5110,7 @@
     <w:p>
       <w:pPr>
         <w:pStyle w:val="BodyText"/>
+        <w:ind w:firstLine="420"/>
       </w:pPr>
       <w:r>
         <w:rPr>
@@ -5115,6 +5154,7 @@
     <w:p>
       <w:pPr>
         <w:pStyle w:val="BodyText"/>
+        <w:ind w:firstLine="420"/>
       </w:pPr>
       <w:r>
         <w:rPr>
@@ -5158,6 +5198,7 @@
     <w:p>
       <w:pPr>
         <w:pStyle w:val="BodyText"/>
+        <w:ind w:firstLine="420"/>
       </w:pPr>
       <w:r>
         <w:rPr>
@@ -5297,6 +5338,7 @@
     <w:p>
       <w:pPr>
         <w:pStyle w:val="FirstParagraph"/>
+        <w:ind w:firstLine="420"/>
       </w:pPr>
       <w:r>
         <w:rPr>
@@ -5374,6 +5416,7 @@
     <w:p>
       <w:pPr>
         <w:pStyle w:val="BodyText"/>
+        <w:ind w:firstLine="420"/>
       </w:pPr>
       <w:r>
         <w:rPr>
@@ -5457,6 +5500,7 @@
     <w:p>
       <w:pPr>
         <w:pStyle w:val="BodyText"/>
+        <w:ind w:firstLine="420"/>
       </w:pPr>
       <w:r>
         <w:rPr>
@@ -5528,6 +5572,7 @@
     <w:p>
       <w:pPr>
         <w:pStyle w:val="BodyText"/>
+        <w:ind w:firstLine="420"/>
       </w:pPr>
       <w:r>
         <w:rPr>
@@ -5659,6 +5704,7 @@
     <w:p>
       <w:pPr>
         <w:pStyle w:val="BodyText"/>
+        <w:ind w:firstLine="420"/>
       </w:pPr>
       <w:r>
         <w:rPr>
@@ -5730,6 +5776,7 @@
     <w:p>
       <w:pPr>
         <w:pStyle w:val="BodyText"/>
+        <w:ind w:firstLine="420"/>
       </w:pPr>
       <w:r>
         <w:rPr>
@@ -5773,6 +5820,7 @@
     <w:p>
       <w:pPr>
         <w:pStyle w:val="BodyText"/>
+        <w:ind w:firstLine="420"/>
       </w:pPr>
       <w:r>
         <w:rPr>
@@ -5816,6 +5864,7 @@
     <w:p>
       <w:pPr>
         <w:pStyle w:val="BodyText"/>
+        <w:ind w:firstLine="420"/>
       </w:pPr>
       <w:r>
         <w:rPr>
@@ -5871,6 +5920,7 @@
     <w:p>
       <w:pPr>
         <w:pStyle w:val="BodyText"/>
+        <w:ind w:firstLine="420"/>
       </w:pPr>
       <w:r>
         <w:rPr>
@@ -6294,6 +6344,7 @@
     <w:p>
       <w:pPr>
         <w:pStyle w:val="BodyText"/>
+        <w:ind w:firstLine="420"/>
       </w:pPr>
       <w:r>
         <w:rPr>
@@ -6533,6 +6584,7 @@
     <w:p>
       <w:pPr>
         <w:pStyle w:val="FirstParagraph"/>
+        <w:ind w:firstLine="420"/>
       </w:pPr>
       <w:r>
         <w:rPr>
@@ -6759,6 +6811,7 @@
     <w:p>
       <w:pPr>
         <w:pStyle w:val="BodyText"/>
+        <w:ind w:firstLine="420"/>
       </w:pPr>
       <w:r>
         <w:rPr>
@@ -6802,6 +6855,7 @@
     <w:p>
       <w:pPr>
         <w:pStyle w:val="BodyText"/>
+        <w:ind w:firstLine="420"/>
       </w:pPr>
       <w:r>
         <w:rPr>
@@ -6845,6 +6899,7 @@
     <w:p>
       <w:pPr>
         <w:pStyle w:val="BodyText"/>
+        <w:ind w:firstLine="420"/>
       </w:pPr>
       <w:r>
         <w:rPr>
@@ -7009,6 +7064,7 @@
     <w:p>
       <w:pPr>
         <w:pStyle w:val="FirstParagraph"/>
+        <w:ind w:firstLine="420"/>
       </w:pPr>
       <w:r>
         <w:rPr>
@@ -7194,6 +7250,7 @@
     <w:p>
       <w:pPr>
         <w:pStyle w:val="FirstParagraph"/>
+        <w:ind w:firstLine="420"/>
       </w:pPr>
       <w:r>
         <w:rPr>
@@ -7249,6 +7306,7 @@
     <w:p>
       <w:pPr>
         <w:pStyle w:val="BodyText"/>
+        <w:ind w:firstLine="420"/>
       </w:pPr>
       <w:r>
         <w:rPr>
@@ -7340,6 +7398,7 @@
     <w:p>
       <w:pPr>
         <w:pStyle w:val="BodyText"/>
+        <w:ind w:firstLine="420"/>
       </w:pPr>
       <w:r>
         <w:rPr>
@@ -7591,6 +7650,7 @@
     <w:p>
       <w:pPr>
         <w:pStyle w:val="BodyText"/>
+        <w:ind w:firstLine="420"/>
       </w:pPr>
       <w:r>
         <w:rPr>
@@ -7884,6 +7944,7 @@
     <w:p>
       <w:pPr>
         <w:pStyle w:val="BodyText"/>
+        <w:ind w:firstLine="420"/>
       </w:pPr>
       <w:r>
         <w:rPr>
@@ -7927,6 +7988,7 @@
     <w:p>
       <w:pPr>
         <w:pStyle w:val="BodyText"/>
+        <w:ind w:firstLine="420"/>
       </w:pPr>
       <w:r>
         <w:rPr>
@@ -8103,6 +8165,7 @@
     <w:p>
       <w:pPr>
         <w:pStyle w:val="FirstParagraph"/>
+        <w:ind w:firstLine="420"/>
       </w:pPr>
       <w:r>
         <w:rPr>
@@ -8138,6 +8201,7 @@
     <w:p>
       <w:pPr>
         <w:pStyle w:val="BodyText"/>
+        <w:ind w:firstLine="420"/>
       </w:pPr>
       <w:r>
         <w:rPr>
@@ -8193,6 +8257,7 @@
     <w:p>
       <w:pPr>
         <w:pStyle w:val="BodyText"/>
+        <w:ind w:firstLine="420"/>
       </w:pPr>
       <w:r>
         <w:rPr>
@@ -8334,6 +8399,7 @@
     <w:p>
       <w:pPr>
         <w:pStyle w:val="BodyText"/>
+        <w:ind w:firstLine="420"/>
       </w:pPr>
       <w:r>
         <w:rPr>
@@ -8454,6 +8520,7 @@
     <w:p>
       <w:pPr>
         <w:pStyle w:val="BodyText"/>
+        <w:ind w:firstLine="420"/>
       </w:pPr>
       <w:r>
         <w:rPr>
@@ -8533,6 +8600,7 @@
     <w:p>
       <w:pPr>
         <w:pStyle w:val="BodyText"/>
+        <w:ind w:firstLine="420"/>
       </w:pPr>
       <w:r>
         <w:rPr>
@@ -8576,6 +8644,7 @@
     <w:p>
       <w:pPr>
         <w:pStyle w:val="BodyText"/>
+        <w:ind w:firstLine="420"/>
       </w:pPr>
       <w:r>
         <w:rPr>
@@ -8703,6 +8772,7 @@
     <w:p>
       <w:pPr>
         <w:pStyle w:val="FirstParagraph"/>
+        <w:ind w:firstLine="420"/>
       </w:pPr>
       <w:r>
         <w:rPr>
@@ -8780,6 +8850,7 @@
     <w:p>
       <w:pPr>
         <w:pStyle w:val="BodyText"/>
+        <w:ind w:firstLine="420"/>
       </w:pPr>
       <w:r>
         <w:rPr>
@@ -8911,6 +8982,7 @@
     <w:p>
       <w:pPr>
         <w:pStyle w:val="BodyText"/>
+        <w:ind w:firstLine="420"/>
       </w:pPr>
       <w:r>
         <w:rPr>
@@ -8954,6 +9026,7 @@
     <w:p>
       <w:pPr>
         <w:pStyle w:val="BodyText"/>
+        <w:ind w:firstLine="420"/>
       </w:pPr>
       <w:r>
         <w:rPr>
@@ -9103,6 +9176,7 @@
     <w:p>
       <w:pPr>
         <w:pStyle w:val="BodyText"/>
+        <w:ind w:firstLine="420"/>
       </w:pPr>
       <w:r>
         <w:rPr>
@@ -9234,6 +9308,7 @@
     <w:p>
       <w:pPr>
         <w:pStyle w:val="BodyText"/>
+        <w:ind w:firstLine="420"/>
       </w:pPr>
       <w:r>
         <w:rPr>
@@ -9277,6 +9352,7 @@
     <w:p>
       <w:pPr>
         <w:pStyle w:val="BodyText"/>
+        <w:ind w:firstLine="420"/>
       </w:pPr>
       <w:r>
         <w:rPr>
@@ -9557,6 +9633,7 @@
     <w:p>
       <w:pPr>
         <w:pStyle w:val="FirstParagraph"/>
+        <w:ind w:firstLine="420"/>
       </w:pPr>
       <w:r>
         <w:rPr>
@@ -9783,6 +9860,7 @@
     <w:p>
       <w:pPr>
         <w:pStyle w:val="BodyText"/>
+        <w:ind w:firstLine="420"/>
       </w:pPr>
       <w:r>
         <w:rPr>
@@ -9868,6 +9946,7 @@
     <w:p>
       <w:pPr>
         <w:pStyle w:val="BodyText"/>
+        <w:ind w:firstLine="420"/>
       </w:pPr>
       <w:r>
         <w:rPr>
@@ -10223,6 +10302,7 @@
     <w:p>
       <w:pPr>
         <w:pStyle w:val="FirstParagraph"/>
+        <w:ind w:firstLine="420"/>
       </w:pPr>
       <w:r>
         <w:rPr>
@@ -10312,6 +10392,7 @@
     <w:p>
       <w:pPr>
         <w:pStyle w:val="BodyText"/>
+        <w:ind w:firstLine="420"/>
       </w:pPr>
       <w:r>
         <w:rPr>
@@ -10377,6 +10458,7 @@
     <w:p>
       <w:pPr>
         <w:pStyle w:val="BodyText"/>
+        <w:ind w:firstLine="420"/>
       </w:pPr>
       <w:r>
         <w:rPr>
@@ -10525,6 +10607,7 @@
     <w:p>
       <w:pPr>
         <w:pStyle w:val="FirstParagraph"/>
+        <w:ind w:firstLine="420"/>
       </w:pPr>
       <w:r>
         <w:rPr>
@@ -10640,6 +10723,7 @@
     <w:p>
       <w:pPr>
         <w:pStyle w:val="BodyText"/>
+        <w:ind w:firstLine="420"/>
       </w:pPr>
       <w:r>
         <w:rPr>
@@ -10905,6 +10989,7 @@
     <w:p>
       <w:pPr>
         <w:pStyle w:val="FirstParagraph"/>
+        <w:ind w:firstLine="420"/>
       </w:pPr>
       <w:r>
         <w:rPr>
@@ -10986,6 +11071,7 @@
     <w:p>
       <w:pPr>
         <w:pStyle w:val="BodyText"/>
+        <w:ind w:firstLine="420"/>
       </w:pPr>
       <w:r>
         <w:rPr>
@@ -11081,6 +11167,7 @@
     <w:p>
       <w:pPr>
         <w:pStyle w:val="BodyText"/>
+        <w:ind w:firstLine="420"/>
       </w:pPr>
       <w:r>
         <w:rPr>
@@ -11124,6 +11211,7 @@
     <w:p>
       <w:pPr>
         <w:pStyle w:val="BodyText"/>
+        <w:ind w:firstLine="420"/>
       </w:pPr>
       <w:r>
         <w:rPr>
@@ -11231,6 +11319,7 @@
     <w:p>
       <w:pPr>
         <w:pStyle w:val="BodyText"/>
+        <w:ind w:firstLine="420"/>
       </w:pPr>
       <w:r>
         <w:rPr>
@@ -11393,6 +11482,7 @@
     <w:p>
       <w:pPr>
         <w:pStyle w:val="BodyText"/>
+        <w:ind w:firstLine="420"/>
       </w:pPr>
       <w:r>
         <w:rPr>
@@ -11472,6 +11562,7 @@
     <w:p>
       <w:pPr>
         <w:pStyle w:val="BodyText"/>
+        <w:ind w:firstLine="420"/>
       </w:pPr>
       <w:r>
         <w:rPr>
@@ -11600,6 +11691,7 @@
     <w:p>
       <w:pPr>
         <w:pStyle w:val="FirstParagraph"/>
+        <w:ind w:firstLine="420"/>
       </w:pPr>
       <w:r>
         <w:rPr>
@@ -11723,6 +11815,7 @@
     <w:p>
       <w:pPr>
         <w:pStyle w:val="BodyText"/>
+        <w:ind w:firstLine="420"/>
       </w:pPr>
       <w:r>
         <w:rPr>
@@ -11841,6 +11934,7 @@
     <w:p>
       <w:pPr>
         <w:pStyle w:val="BodyText"/>
+        <w:ind w:firstLine="420"/>
       </w:pPr>
       <w:r>
         <w:rPr>
@@ -11970,6 +12064,7 @@
     <w:p>
       <w:pPr>
         <w:pStyle w:val="BodyText"/>
+        <w:ind w:firstLine="420"/>
       </w:pPr>
       <w:r>
         <w:rPr>
@@ -12047,6 +12142,7 @@
     <w:p>
       <w:pPr>
         <w:pStyle w:val="BlockText"/>
+        <w:ind w:firstLine="420"/>
       </w:pPr>
       <w:r>
         <w:rPr>
